--- a/lessons/3-2/downloads/reveal/teacher/3.2-homework-packet-level-1.docx
+++ b/lessons/3-2/downloads/reveal/teacher/3.2-homework-packet-level-1.docx
@@ -78,14 +78,15 @@
           <w:caps/>
           <w:color w:val="003A70"/>
           <w:spacing w:val="12"/>
-          <w:sz w:val="21"/>
+          <w:sz w:val="22"/>
           <w:szCs w:val="21"/>
         </w:rPr>
-        <w:t xml:space="preserve">Lesson 3-2  ·  Homework Packet  ·  Level 1  ·  Sheet 1 of 2</w:t>
+        <w:t xml:space="preserve">Lesson 3-2  ·  Homework Packet  ·  Supported  ·  Session 1 · pages 1–2</w:t>
       </w:r>
     </w:p>
     <w:p>
       <w:pPr>
+        <w:pStyle w:val="Heading1"/>
         <w:keepNext/>
         <w:spacing w:before="0" w:after="10" w:line="240" w:lineRule="auto"/>
       </w:pPr>
@@ -111,7 +112,7 @@
         <w:rPr>
           <w:rFonts w:ascii="Avenir Next" w:hAnsi="Avenir Next" w:cs="Avenir Next" w:eastAsia="Avenir Next"/>
           <w:color w:val="5A5F66"/>
-          <w:sz w:val="17"/>
+          <w:sz w:val="22"/>
           <w:szCs w:val="17"/>
         </w:rPr>
         <w:t xml:space="preserve">Maryland Standard 6.RP.A.2   ·   Learning target — I can find a unit rate and use rate language such as “per hour” or “each.”</w:t>
@@ -158,6 +159,7 @@
           </w:tcPr>
           <w:p>
             <w:pPr>
+              <w:pStyle w:val="Heading2"/>
               <w:spacing w:before="0" w:after="40" w:line="264" w:lineRule="auto"/>
             </w:pPr>
             <w:r>
@@ -185,25 +187,25 @@
                 <w:rFonts w:ascii="Avenir Next" w:hAnsi="Avenir Next" w:cs="Avenir Next" w:eastAsia="Avenir Next"/>
                 <w:b/>
                 <w:color w:val="003A70"/>
+                <w:sz w:val="22"/>
+                <w:szCs w:val="18"/>
+              </w:rPr>
+              <w:t xml:space="preserve">•</w:t>
+            </w:r>
+            <w:r>
+              <w:rPr>
+                <w:rFonts w:ascii="Avenir Next" w:hAnsi="Avenir Next" w:cs="Avenir Next" w:eastAsia="Avenir Next"/>
+                <w:color w:val="1A1A1A"/>
                 <w:sz w:val="18"/>
                 <w:szCs w:val="18"/>
               </w:rPr>
-              <w:t xml:space="preserve">•</w:t>
-            </w:r>
-            <w:r>
-              <w:rPr>
-                <w:rFonts w:ascii="Avenir Next" w:hAnsi="Avenir Next" w:cs="Avenir Next" w:eastAsia="Avenir Next"/>
-                <w:color w:val="1A1A1A"/>
-                <w:sz w:val="18"/>
-                <w:szCs w:val="18"/>
-              </w:rPr>
               <w:tab/>
             </w:r>
             <w:r>
               <w:rPr>
                 <w:rFonts w:ascii="Avenir Next" w:hAnsi="Avenir Next" w:cs="Avenir Next" w:eastAsia="Avenir Next"/>
                 <w:color w:val="1A1A1A"/>
-                <w:sz w:val="18"/>
+                <w:sz w:val="22"/>
                 <w:szCs w:val="18"/>
               </w:rPr>
               <w:t xml:space="preserve">A </w:t>
@@ -213,7 +215,7 @@
                 <w:rFonts w:ascii="Avenir Next" w:hAnsi="Avenir Next" w:cs="Avenir Next" w:eastAsia="Avenir Next"/>
                 <w:b/>
                 <w:color w:val="1A1A1A"/>
-                <w:sz w:val="18"/>
+                <w:sz w:val="22"/>
                 <w:szCs w:val="18"/>
               </w:rPr>
               <w:t xml:space="preserve">rate</w:t>
@@ -222,7 +224,7 @@
               <w:rPr>
                 <w:rFonts w:ascii="Avenir Next" w:hAnsi="Avenir Next" w:cs="Avenir Next" w:eastAsia="Avenir Next"/>
                 <w:color w:val="1A1A1A"/>
-                <w:sz w:val="18"/>
+                <w:sz w:val="22"/>
                 <w:szCs w:val="18"/>
               </w:rPr>
               <w:t xml:space="preserve"> compares two quantities with different units, like 150 miles in 3 hours.</w:t>
@@ -241,25 +243,25 @@
                 <w:rFonts w:ascii="Avenir Next" w:hAnsi="Avenir Next" w:cs="Avenir Next" w:eastAsia="Avenir Next"/>
                 <w:b/>
                 <w:color w:val="003A70"/>
+                <w:sz w:val="22"/>
+                <w:szCs w:val="18"/>
+              </w:rPr>
+              <w:t xml:space="preserve">•</w:t>
+            </w:r>
+            <w:r>
+              <w:rPr>
+                <w:rFonts w:ascii="Avenir Next" w:hAnsi="Avenir Next" w:cs="Avenir Next" w:eastAsia="Avenir Next"/>
+                <w:color w:val="1A1A1A"/>
                 <w:sz w:val="18"/>
                 <w:szCs w:val="18"/>
               </w:rPr>
-              <w:t xml:space="preserve">•</w:t>
-            </w:r>
-            <w:r>
-              <w:rPr>
-                <w:rFonts w:ascii="Avenir Next" w:hAnsi="Avenir Next" w:cs="Avenir Next" w:eastAsia="Avenir Next"/>
-                <w:color w:val="1A1A1A"/>
-                <w:sz w:val="18"/>
-                <w:szCs w:val="18"/>
-              </w:rPr>
               <w:tab/>
             </w:r>
             <w:r>
               <w:rPr>
                 <w:rFonts w:ascii="Avenir Next" w:hAnsi="Avenir Next" w:cs="Avenir Next" w:eastAsia="Avenir Next"/>
                 <w:color w:val="1A1A1A"/>
-                <w:sz w:val="18"/>
+                <w:sz w:val="22"/>
                 <w:szCs w:val="18"/>
               </w:rPr>
               <w:t xml:space="preserve">A </w:t>
@@ -269,7 +271,7 @@
                 <w:rFonts w:ascii="Avenir Next" w:hAnsi="Avenir Next" w:cs="Avenir Next" w:eastAsia="Avenir Next"/>
                 <w:b/>
                 <w:color w:val="1A1A1A"/>
-                <w:sz w:val="18"/>
+                <w:sz w:val="22"/>
                 <w:szCs w:val="18"/>
               </w:rPr>
               <w:t xml:space="preserve">unit rate</w:t>
@@ -278,7 +280,7 @@
               <w:rPr>
                 <w:rFonts w:ascii="Avenir Next" w:hAnsi="Avenir Next" w:cs="Avenir Next" w:eastAsia="Avenir Next"/>
                 <w:color w:val="1A1A1A"/>
-                <w:sz w:val="18"/>
+                <w:sz w:val="22"/>
                 <w:szCs w:val="18"/>
               </w:rPr>
               <w:t xml:space="preserve"> is the amount for </w:t>
@@ -288,7 +290,7 @@
                 <w:rFonts w:ascii="Avenir Next" w:hAnsi="Avenir Next" w:cs="Avenir Next" w:eastAsia="Avenir Next"/>
                 <w:b/>
                 <w:color w:val="1A1A1A"/>
-                <w:sz w:val="18"/>
+                <w:sz w:val="22"/>
                 <w:szCs w:val="18"/>
               </w:rPr>
               <w:t xml:space="preserve">1</w:t>
@@ -297,7 +299,7 @@
               <w:rPr>
                 <w:rFonts w:ascii="Avenir Next" w:hAnsi="Avenir Next" w:cs="Avenir Next" w:eastAsia="Avenir Next"/>
                 <w:color w:val="1A1A1A"/>
-                <w:sz w:val="18"/>
+                <w:sz w:val="22"/>
                 <w:szCs w:val="18"/>
               </w:rPr>
               <w:t xml:space="preserve"> unit. Divide the first amount by the second.</w:t>
@@ -316,25 +318,25 @@
                 <w:rFonts w:ascii="Avenir Next" w:hAnsi="Avenir Next" w:cs="Avenir Next" w:eastAsia="Avenir Next"/>
                 <w:b/>
                 <w:color w:val="003A70"/>
+                <w:sz w:val="22"/>
+                <w:szCs w:val="18"/>
+              </w:rPr>
+              <w:t xml:space="preserve">•</w:t>
+            </w:r>
+            <w:r>
+              <w:rPr>
+                <w:rFonts w:ascii="Avenir Next" w:hAnsi="Avenir Next" w:cs="Avenir Next" w:eastAsia="Avenir Next"/>
+                <w:color w:val="1A1A1A"/>
                 <w:sz w:val="18"/>
                 <w:szCs w:val="18"/>
               </w:rPr>
-              <w:t xml:space="preserve">•</w:t>
-            </w:r>
-            <w:r>
-              <w:rPr>
-                <w:rFonts w:ascii="Avenir Next" w:hAnsi="Avenir Next" w:cs="Avenir Next" w:eastAsia="Avenir Next"/>
-                <w:color w:val="1A1A1A"/>
-                <w:sz w:val="18"/>
-                <w:szCs w:val="18"/>
-              </w:rPr>
               <w:tab/>
             </w:r>
             <w:r>
               <w:rPr>
                 <w:rFonts w:ascii="Avenir Next" w:hAnsi="Avenir Next" w:cs="Avenir Next" w:eastAsia="Avenir Next"/>
                 <w:color w:val="1A1A1A"/>
-                <w:sz w:val="18"/>
+                <w:sz w:val="22"/>
                 <w:szCs w:val="18"/>
               </w:rPr>
               <w:t xml:space="preserve">Use rate words: </w:t>
@@ -344,7 +346,7 @@
                 <w:rFonts w:ascii="Avenir Next" w:hAnsi="Avenir Next" w:cs="Avenir Next" w:eastAsia="Avenir Next"/>
                 <w:b/>
                 <w:color w:val="1A1A1A"/>
-                <w:sz w:val="18"/>
+                <w:sz w:val="22"/>
                 <w:szCs w:val="18"/>
               </w:rPr>
               <w:t xml:space="preserve">per</w:t>
@@ -353,7 +355,7 @@
               <w:rPr>
                 <w:rFonts w:ascii="Avenir Next" w:hAnsi="Avenir Next" w:cs="Avenir Next" w:eastAsia="Avenir Next"/>
                 <w:color w:val="1A1A1A"/>
-                <w:sz w:val="18"/>
+                <w:sz w:val="22"/>
                 <w:szCs w:val="18"/>
               </w:rPr>
               <w:t xml:space="preserve">, </w:t>
@@ -363,7 +365,7 @@
                 <w:rFonts w:ascii="Avenir Next" w:hAnsi="Avenir Next" w:cs="Avenir Next" w:eastAsia="Avenir Next"/>
                 <w:b/>
                 <w:color w:val="1A1A1A"/>
-                <w:sz w:val="18"/>
+                <w:sz w:val="22"/>
                 <w:szCs w:val="18"/>
               </w:rPr>
               <w:t xml:space="preserve">each</w:t>
@@ -372,7 +374,7 @@
               <w:rPr>
                 <w:rFonts w:ascii="Avenir Next" w:hAnsi="Avenir Next" w:cs="Avenir Next" w:eastAsia="Avenir Next"/>
                 <w:color w:val="1A1A1A"/>
-                <w:sz w:val="18"/>
+                <w:sz w:val="22"/>
                 <w:szCs w:val="18"/>
               </w:rPr>
               <w:t xml:space="preserve">, </w:t>
@@ -382,7 +384,7 @@
                 <w:rFonts w:ascii="Avenir Next" w:hAnsi="Avenir Next" w:cs="Avenir Next" w:eastAsia="Avenir Next"/>
                 <w:b/>
                 <w:color w:val="1A1A1A"/>
-                <w:sz w:val="18"/>
+                <w:sz w:val="22"/>
                 <w:szCs w:val="18"/>
               </w:rPr>
               <w:t xml:space="preserve">for every 1</w:t>
@@ -391,7 +393,7 @@
               <w:rPr>
                 <w:rFonts w:ascii="Avenir Next" w:hAnsi="Avenir Next" w:cs="Avenir Next" w:eastAsia="Avenir Next"/>
                 <w:color w:val="1A1A1A"/>
-                <w:sz w:val="18"/>
+                <w:sz w:val="22"/>
                 <w:szCs w:val="18"/>
               </w:rPr>
               <w:t xml:space="preserve">. Always label the units.</w:t>
@@ -406,6 +408,7 @@
           </w:tcPr>
           <w:p>
             <w:pPr>
+              <w:pStyle w:val="Heading2"/>
               <w:spacing w:before="0" w:after="40" w:line="264" w:lineRule="auto"/>
             </w:pPr>
             <w:r>
@@ -428,7 +431,7 @@
               <w:rPr>
                 <w:rFonts w:ascii="Avenir Next" w:hAnsi="Avenir Next" w:cs="Avenir Next" w:eastAsia="Avenir Next"/>
                 <w:color w:val="1A1A1A"/>
-                <w:sz w:val="17"/>
+                <w:sz w:val="22"/>
                 <w:szCs w:val="17"/>
               </w:rPr>
               <w:t xml:space="preserve">A printer prints 72 pages in 4 minutes. Find the pages per minute.</w:t>
@@ -447,25 +450,25 @@
                 <w:rFonts w:ascii="Avenir Next" w:hAnsi="Avenir Next" w:cs="Avenir Next" w:eastAsia="Avenir Next"/>
                 <w:b/>
                 <w:color w:val="003A70"/>
+                <w:sz w:val="22"/>
+                <w:szCs w:val="17"/>
+              </w:rPr>
+              <w:t xml:space="preserve">Step 1</w:t>
+            </w:r>
+            <w:r>
+              <w:rPr>
+                <w:rFonts w:ascii="Avenir Next" w:hAnsi="Avenir Next" w:cs="Avenir Next" w:eastAsia="Avenir Next"/>
+                <w:color w:val="1A1A1A"/>
                 <w:sz w:val="17"/>
                 <w:szCs w:val="17"/>
               </w:rPr>
-              <w:t xml:space="preserve">Step 1</w:t>
-            </w:r>
-            <w:r>
-              <w:rPr>
-                <w:rFonts w:ascii="Avenir Next" w:hAnsi="Avenir Next" w:cs="Avenir Next" w:eastAsia="Avenir Next"/>
-                <w:color w:val="1A1A1A"/>
-                <w:sz w:val="17"/>
-                <w:szCs w:val="17"/>
-              </w:rPr>
               <w:tab/>
             </w:r>
             <w:r>
               <w:rPr>
                 <w:rFonts w:ascii="Avenir Next" w:hAnsi="Avenir Next" w:cs="Avenir Next" w:eastAsia="Avenir Next"/>
                 <w:color w:val="1A1A1A"/>
-                <w:sz w:val="17"/>
+                <w:sz w:val="22"/>
                 <w:szCs w:val="17"/>
               </w:rPr>
               <w:t xml:space="preserve">Write the rate: 72 pages for 4 minutes</w:t>
@@ -484,25 +487,25 @@
                 <w:rFonts w:ascii="Avenir Next" w:hAnsi="Avenir Next" w:cs="Avenir Next" w:eastAsia="Avenir Next"/>
                 <w:b/>
                 <w:color w:val="003A70"/>
+                <w:sz w:val="22"/>
+                <w:szCs w:val="17"/>
+              </w:rPr>
+              <w:t xml:space="preserve">Step 2</w:t>
+            </w:r>
+            <w:r>
+              <w:rPr>
+                <w:rFonts w:ascii="Avenir Next" w:hAnsi="Avenir Next" w:cs="Avenir Next" w:eastAsia="Avenir Next"/>
+                <w:color w:val="1A1A1A"/>
                 <w:sz w:val="17"/>
                 <w:szCs w:val="17"/>
               </w:rPr>
-              <w:t xml:space="preserve">Step 2</w:t>
-            </w:r>
-            <w:r>
-              <w:rPr>
-                <w:rFonts w:ascii="Avenir Next" w:hAnsi="Avenir Next" w:cs="Avenir Next" w:eastAsia="Avenir Next"/>
-                <w:color w:val="1A1A1A"/>
-                <w:sz w:val="17"/>
-                <w:szCs w:val="17"/>
-              </w:rPr>
               <w:tab/>
             </w:r>
             <w:r>
               <w:rPr>
                 <w:rFonts w:ascii="Avenir Next" w:hAnsi="Avenir Next" w:cs="Avenir Next" w:eastAsia="Avenir Next"/>
                 <w:color w:val="1A1A1A"/>
-                <w:sz w:val="17"/>
+                <w:sz w:val="22"/>
                 <w:szCs w:val="17"/>
               </w:rPr>
               <w:t xml:space="preserve">Divide: 72 ÷ 4 = 18</w:t>
@@ -521,18 +524,18 @@
                 <w:rFonts w:ascii="Avenir Next" w:hAnsi="Avenir Next" w:cs="Avenir Next" w:eastAsia="Avenir Next"/>
                 <w:b/>
                 <w:color w:val="1A1A1A"/>
+                <w:sz w:val="22"/>
+                <w:szCs w:val="17"/>
+              </w:rPr>
+              <w:t xml:space="preserve">Answer</w:t>
+            </w:r>
+            <w:r>
+              <w:rPr>
+                <w:rFonts w:ascii="Avenir Next" w:hAnsi="Avenir Next" w:cs="Avenir Next" w:eastAsia="Avenir Next"/>
+                <w:color w:val="1A1A1A"/>
                 <w:sz w:val="17"/>
                 <w:szCs w:val="17"/>
               </w:rPr>
-              <w:t xml:space="preserve">Answer</w:t>
-            </w:r>
-            <w:r>
-              <w:rPr>
-                <w:rFonts w:ascii="Avenir Next" w:hAnsi="Avenir Next" w:cs="Avenir Next" w:eastAsia="Avenir Next"/>
-                <w:color w:val="1A1A1A"/>
-                <w:sz w:val="17"/>
-                <w:szCs w:val="17"/>
-              </w:rPr>
               <w:tab/>
             </w:r>
             <w:r>
@@ -540,7 +543,7 @@
                 <w:rFonts w:ascii="Avenir Next" w:hAnsi="Avenir Next" w:cs="Avenir Next" w:eastAsia="Avenir Next"/>
                 <w:b/>
                 <w:color w:val="1A1A1A"/>
-                <w:sz w:val="17"/>
+                <w:sz w:val="22"/>
                 <w:szCs w:val="17"/>
               </w:rPr>
               <w:t xml:space="preserve">18 pages per minute</w:t>
@@ -590,6 +593,7 @@
           </w:tcPr>
           <w:p>
             <w:pPr>
+              <w:pStyle w:val="Heading2"/>
               <w:spacing w:before="0" w:after="40" w:line="264" w:lineRule="auto"/>
             </w:pPr>
             <w:r>
@@ -613,7 +617,7 @@
                 <w:rFonts w:ascii="Avenir Next" w:hAnsi="Avenir Next" w:cs="Avenir Next" w:eastAsia="Avenir Next"/>
                 <w:b/>
                 <w:color w:val="1A1A1A"/>
-                <w:sz w:val="21"/>
+                <w:sz w:val="22"/>
                 <w:szCs w:val="21"/>
               </w:rPr>
               <w:t xml:space="preserve">rate</w:t>
@@ -622,7 +626,7 @@
               <w:rPr>
                 <w:rFonts w:ascii="Avenir Next" w:hAnsi="Avenir Next" w:cs="Avenir Next" w:eastAsia="Avenir Next"/>
                 <w:color w:val="5A5F66"/>
-                <w:sz w:val="21"/>
+                <w:sz w:val="22"/>
                 <w:szCs w:val="21"/>
               </w:rPr>
               <w:t xml:space="preserve"> — </w:t>
@@ -631,7 +635,7 @@
               <w:rPr>
                 <w:rFonts w:ascii="Avenir Next" w:hAnsi="Avenir Next" w:cs="Avenir Next" w:eastAsia="Avenir Next"/>
                 <w:color w:val="1A1A1A"/>
-                <w:sz w:val="21"/>
+                <w:sz w:val="22"/>
                 <w:szCs w:val="21"/>
               </w:rPr>
               <w:t xml:space="preserve">compares two different units</w:t>
@@ -646,7 +650,7 @@
                 <w:rFonts w:ascii="Avenir Next" w:hAnsi="Avenir Next" w:cs="Avenir Next" w:eastAsia="Avenir Next"/>
                 <w:b/>
                 <w:color w:val="1A1A1A"/>
-                <w:sz w:val="21"/>
+                <w:sz w:val="22"/>
                 <w:szCs w:val="21"/>
               </w:rPr>
               <w:t xml:space="preserve">unit rate</w:t>
@@ -655,7 +659,7 @@
               <w:rPr>
                 <w:rFonts w:ascii="Avenir Next" w:hAnsi="Avenir Next" w:cs="Avenir Next" w:eastAsia="Avenir Next"/>
                 <w:color w:val="5A5F66"/>
-                <w:sz w:val="21"/>
+                <w:sz w:val="22"/>
                 <w:szCs w:val="21"/>
               </w:rPr>
               <w:t xml:space="preserve"> — </w:t>
@@ -664,7 +668,7 @@
               <w:rPr>
                 <w:rFonts w:ascii="Avenir Next" w:hAnsi="Avenir Next" w:cs="Avenir Next" w:eastAsia="Avenir Next"/>
                 <w:color w:val="1A1A1A"/>
-                <w:sz w:val="21"/>
+                <w:sz w:val="22"/>
                 <w:szCs w:val="21"/>
               </w:rPr>
               <w:t xml:space="preserve">the amount for 1 unit</w:t>
@@ -690,7 +694,7 @@
                 <w:rFonts w:ascii="Avenir Next" w:hAnsi="Avenir Next" w:cs="Avenir Next" w:eastAsia="Avenir Next"/>
                 <w:b/>
                 <w:color w:val="1A1A1A"/>
-                <w:sz w:val="21"/>
+                <w:sz w:val="22"/>
                 <w:szCs w:val="21"/>
               </w:rPr>
               <w:t xml:space="preserve">per</w:t>
@@ -699,7 +703,7 @@
               <w:rPr>
                 <w:rFonts w:ascii="Avenir Next" w:hAnsi="Avenir Next" w:cs="Avenir Next" w:eastAsia="Avenir Next"/>
                 <w:color w:val="5A5F66"/>
-                <w:sz w:val="21"/>
+                <w:sz w:val="22"/>
                 <w:szCs w:val="21"/>
               </w:rPr>
               <w:t xml:space="preserve"> — </w:t>
@@ -708,7 +712,7 @@
               <w:rPr>
                 <w:rFonts w:ascii="Avenir Next" w:hAnsi="Avenir Next" w:cs="Avenir Next" w:eastAsia="Avenir Next"/>
                 <w:color w:val="1A1A1A"/>
-                <w:sz w:val="21"/>
+                <w:sz w:val="22"/>
                 <w:szCs w:val="21"/>
               </w:rPr>
               <w:t xml:space="preserve">for each</w:t>
@@ -719,6 +723,7 @@
     </w:tbl>
     <w:p>
       <w:pPr>
+        <w:pStyle w:val="Heading2"/>
         <w:keepNext/>
         <w:pBdr>
           <w:bottom w:val="single" w:sz="8" w:space="3" w:color="003A70"/>
@@ -734,7 +739,7 @@
           <w:b/>
           <w:color w:val="003A70"/>
           <w:spacing w:val="14"/>
-          <w:sz w:val="21"/>
+          <w:sz w:val="22"/>
           <w:szCs w:val="21"/>
         </w:rPr>
         <w:t xml:space="preserve">PRACTICE</w:t>
@@ -753,7 +758,7 @@
           <w:rFonts w:ascii="Avenir Next" w:hAnsi="Avenir Next" w:cs="Avenir Next" w:eastAsia="Avenir Next"/>
           <w:i/>
           <w:color w:val="5A5F66"/>
-          <w:sz w:val="17"/>
+          <w:sz w:val="22"/>
           <w:szCs w:val="17"/>
         </w:rPr>
         <w:t xml:space="preserve">show your work · label units</w:t>
@@ -849,25 +854,25 @@
                 <w:rFonts w:ascii="Avenir Next" w:hAnsi="Avenir Next" w:cs="Avenir Next" w:eastAsia="Avenir Next"/>
                 <w:b/>
                 <w:color w:val="003A70"/>
+                <w:sz w:val="22"/>
+                <w:szCs w:val="18"/>
+              </w:rPr>
+              <w:t xml:space="preserve">Step 1</w:t>
+            </w:r>
+            <w:r>
+              <w:rPr>
+                <w:rFonts w:ascii="Avenir Next" w:hAnsi="Avenir Next" w:cs="Avenir Next" w:eastAsia="Avenir Next"/>
+                <w:color w:val="1A1A1A"/>
                 <w:sz w:val="18"/>
                 <w:szCs w:val="18"/>
               </w:rPr>
-              <w:t xml:space="preserve">Step 1</w:t>
-            </w:r>
-            <w:r>
-              <w:rPr>
-                <w:rFonts w:ascii="Avenir Next" w:hAnsi="Avenir Next" w:cs="Avenir Next" w:eastAsia="Avenir Next"/>
-                <w:color w:val="1A1A1A"/>
-                <w:sz w:val="18"/>
-                <w:szCs w:val="18"/>
-              </w:rPr>
               <w:tab/>
             </w:r>
             <w:r>
               <w:rPr>
                 <w:rFonts w:ascii="Avenir Next" w:hAnsi="Avenir Next" w:cs="Avenir Next" w:eastAsia="Avenir Next"/>
                 <w:color w:val="1A1A1A"/>
-                <w:sz w:val="21"/>
+                <w:sz w:val="22"/>
                 <w:szCs w:val="21"/>
               </w:rPr>
               <w:t xml:space="preserve">Divide the first number by the second.</w:t>
@@ -887,25 +892,25 @@
                 <w:rFonts w:ascii="Avenir Next" w:hAnsi="Avenir Next" w:cs="Avenir Next" w:eastAsia="Avenir Next"/>
                 <w:b/>
                 <w:color w:val="003A70"/>
+                <w:sz w:val="22"/>
+                <w:szCs w:val="18"/>
+              </w:rPr>
+              <w:t xml:space="preserve">Step 2</w:t>
+            </w:r>
+            <w:r>
+              <w:rPr>
+                <w:rFonts w:ascii="Avenir Next" w:hAnsi="Avenir Next" w:cs="Avenir Next" w:eastAsia="Avenir Next"/>
+                <w:color w:val="1A1A1A"/>
                 <w:sz w:val="18"/>
                 <w:szCs w:val="18"/>
               </w:rPr>
-              <w:t xml:space="preserve">Step 2</w:t>
-            </w:r>
-            <w:r>
-              <w:rPr>
-                <w:rFonts w:ascii="Avenir Next" w:hAnsi="Avenir Next" w:cs="Avenir Next" w:eastAsia="Avenir Next"/>
-                <w:color w:val="1A1A1A"/>
-                <w:sz w:val="18"/>
-                <w:szCs w:val="18"/>
-              </w:rPr>
               <w:tab/>
             </w:r>
             <w:r>
               <w:rPr>
                 <w:rFonts w:ascii="Avenir Next" w:hAnsi="Avenir Next" w:cs="Avenir Next" w:eastAsia="Avenir Next"/>
                 <w:color w:val="1A1A1A"/>
-                <w:sz w:val="21"/>
+                <w:sz w:val="22"/>
                 <w:szCs w:val="21"/>
               </w:rPr>
               <w:t xml:space="preserve">Write the units: per hour, per ticket.</w:t>
@@ -1404,25 +1409,25 @@
                 <w:rFonts w:ascii="Avenir Next" w:hAnsi="Avenir Next" w:cs="Avenir Next" w:eastAsia="Avenir Next"/>
                 <w:b/>
                 <w:color w:val="003A70"/>
+                <w:sz w:val="22"/>
+                <w:szCs w:val="18"/>
+              </w:rPr>
+              <w:t xml:space="preserve">Step 1</w:t>
+            </w:r>
+            <w:r>
+              <w:rPr>
+                <w:rFonts w:ascii="Avenir Next" w:hAnsi="Avenir Next" w:cs="Avenir Next" w:eastAsia="Avenir Next"/>
+                <w:color w:val="1A1A1A"/>
                 <w:sz w:val="18"/>
                 <w:szCs w:val="18"/>
               </w:rPr>
-              <w:t xml:space="preserve">Step 1</w:t>
-            </w:r>
-            <w:r>
-              <w:rPr>
-                <w:rFonts w:ascii="Avenir Next" w:hAnsi="Avenir Next" w:cs="Avenir Next" w:eastAsia="Avenir Next"/>
-                <w:color w:val="1A1A1A"/>
-                <w:sz w:val="18"/>
-                <w:szCs w:val="18"/>
-              </w:rPr>
               <w:tab/>
             </w:r>
             <w:r>
               <w:rPr>
                 <w:rFonts w:ascii="Avenir Next" w:hAnsi="Avenir Next" w:cs="Avenir Next" w:eastAsia="Avenir Next"/>
                 <w:color w:val="1A1A1A"/>
-                <w:sz w:val="21"/>
+                <w:sz w:val="22"/>
                 <w:szCs w:val="21"/>
               </w:rPr>
               <w:t xml:space="preserve">Divide 36 by 3 to find 1 hour.</w:t>
@@ -1442,25 +1447,25 @@
                 <w:rFonts w:ascii="Avenir Next" w:hAnsi="Avenir Next" w:cs="Avenir Next" w:eastAsia="Avenir Next"/>
                 <w:b/>
                 <w:color w:val="003A70"/>
+                <w:sz w:val="22"/>
+                <w:szCs w:val="18"/>
+              </w:rPr>
+              <w:t xml:space="preserve">Step 2</w:t>
+            </w:r>
+            <w:r>
+              <w:rPr>
+                <w:rFonts w:ascii="Avenir Next" w:hAnsi="Avenir Next" w:cs="Avenir Next" w:eastAsia="Avenir Next"/>
+                <w:color w:val="1A1A1A"/>
                 <w:sz w:val="18"/>
                 <w:szCs w:val="18"/>
               </w:rPr>
-              <w:t xml:space="preserve">Step 2</w:t>
-            </w:r>
-            <w:r>
-              <w:rPr>
-                <w:rFonts w:ascii="Avenir Next" w:hAnsi="Avenir Next" w:cs="Avenir Next" w:eastAsia="Avenir Next"/>
-                <w:color w:val="1A1A1A"/>
-                <w:sz w:val="18"/>
-                <w:szCs w:val="18"/>
-              </w:rPr>
               <w:tab/>
             </w:r>
             <w:r>
               <w:rPr>
                 <w:rFonts w:ascii="Avenir Next" w:hAnsi="Avenir Next" w:cs="Avenir Next" w:eastAsia="Avenir Next"/>
                 <w:color w:val="1A1A1A"/>
-                <w:sz w:val="21"/>
+                <w:sz w:val="22"/>
                 <w:szCs w:val="21"/>
               </w:rPr>
               <w:t xml:space="preserve">Count up by that amount.</w:t>
@@ -1476,7 +1481,7 @@
               <w:drawing>
                 <wp:inline distT="0" distB="0" distL="0" distR="0">
                   <wp:extent cx="4206240" cy="868680"/>
-                  <wp:docPr id="1" name="Figure 1"/>
+                  <wp:docPr id="1" name="Figure 1" descr="Double number line. Aligned tick pairs, Hours and Dollars: 0 / $0; 1 / blank; 2 / blank; 3 / $36; 4 / blank."/>
                   <a:graphic xmlns:a="http://schemas.openxmlformats.org/drawingml/2006/main">
                     <a:graphicData uri="http://schemas.openxmlformats.org/drawingml/2006/picture">
                       <pic:pic xmlns:pic="http://schemas.openxmlformats.org/drawingml/2006/picture">
@@ -1519,7 +1524,7 @@
                 <w:rFonts w:ascii="Avenir Next" w:hAnsi="Avenir Next" w:cs="Avenir Next" w:eastAsia="Avenir Next"/>
                 <w:b/>
                 <w:color w:val="1A1A1A"/>
-                <w:sz w:val="18"/>
+                <w:sz w:val="22"/>
                 <w:szCs w:val="18"/>
               </w:rPr>
               <w:t xml:space="preserve">Unit rate</w:t>
@@ -1718,25 +1723,25 @@
                 <w:rFonts w:ascii="Avenir Next" w:hAnsi="Avenir Next" w:cs="Avenir Next" w:eastAsia="Avenir Next"/>
                 <w:b/>
                 <w:color w:val="003A70"/>
+                <w:sz w:val="22"/>
+                <w:szCs w:val="18"/>
+              </w:rPr>
+              <w:t xml:space="preserve">Step 1</w:t>
+            </w:r>
+            <w:r>
+              <w:rPr>
+                <w:rFonts w:ascii="Avenir Next" w:hAnsi="Avenir Next" w:cs="Avenir Next" w:eastAsia="Avenir Next"/>
+                <w:color w:val="1A1A1A"/>
                 <w:sz w:val="18"/>
                 <w:szCs w:val="18"/>
               </w:rPr>
-              <w:t xml:space="preserve">Step 1</w:t>
-            </w:r>
-            <w:r>
-              <w:rPr>
-                <w:rFonts w:ascii="Avenir Next" w:hAnsi="Avenir Next" w:cs="Avenir Next" w:eastAsia="Avenir Next"/>
-                <w:color w:val="1A1A1A"/>
-                <w:sz w:val="18"/>
-                <w:szCs w:val="18"/>
-              </w:rPr>
               <w:tab/>
             </w:r>
             <w:r>
               <w:rPr>
                 <w:rFonts w:ascii="Avenir Next" w:hAnsi="Avenir Next" w:cs="Avenir Next" w:eastAsia="Avenir Next"/>
                 <w:color w:val="1A1A1A"/>
-                <w:sz w:val="21"/>
+                <w:sz w:val="22"/>
                 <w:szCs w:val="21"/>
               </w:rPr>
               <w:t xml:space="preserve">Divide 156 by 6.</w:t>
@@ -1756,25 +1761,25 @@
                 <w:rFonts w:ascii="Avenir Next" w:hAnsi="Avenir Next" w:cs="Avenir Next" w:eastAsia="Avenir Next"/>
                 <w:b/>
                 <w:color w:val="003A70"/>
+                <w:sz w:val="22"/>
+                <w:szCs w:val="18"/>
+              </w:rPr>
+              <w:t xml:space="preserve">Step 2</w:t>
+            </w:r>
+            <w:r>
+              <w:rPr>
+                <w:rFonts w:ascii="Avenir Next" w:hAnsi="Avenir Next" w:cs="Avenir Next" w:eastAsia="Avenir Next"/>
+                <w:color w:val="1A1A1A"/>
                 <w:sz w:val="18"/>
                 <w:szCs w:val="18"/>
               </w:rPr>
-              <w:t xml:space="preserve">Step 2</w:t>
-            </w:r>
-            <w:r>
-              <w:rPr>
-                <w:rFonts w:ascii="Avenir Next" w:hAnsi="Avenir Next" w:cs="Avenir Next" w:eastAsia="Avenir Next"/>
-                <w:color w:val="1A1A1A"/>
-                <w:sz w:val="18"/>
-                <w:szCs w:val="18"/>
-              </w:rPr>
               <w:tab/>
             </w:r>
             <w:r>
               <w:rPr>
                 <w:rFonts w:ascii="Avenir Next" w:hAnsi="Avenir Next" w:cs="Avenir Next" w:eastAsia="Avenir Next"/>
                 <w:color w:val="1A1A1A"/>
-                <w:sz w:val="21"/>
+                <w:sz w:val="22"/>
                 <w:szCs w:val="21"/>
               </w:rPr>
               <w:t xml:space="preserve">Multiply that answer by 9.</w:t>
@@ -1851,7 +1856,7 @@
                 <w:rFonts w:ascii="Avenir Next" w:hAnsi="Avenir Next" w:cs="Avenir Next" w:eastAsia="Avenir Next"/>
                 <w:b/>
                 <w:color w:val="1A1A1A"/>
-                <w:sz w:val="18"/>
+                <w:sz w:val="22"/>
                 <w:szCs w:val="18"/>
               </w:rPr>
               <w:t xml:space="preserve">Answer</w:t>
@@ -2197,7 +2202,7 @@
                 <w:rFonts w:ascii="Avenir Next" w:hAnsi="Avenir Next" w:cs="Avenir Next" w:eastAsia="Avenir Next"/>
                 <w:b/>
                 <w:color w:val="003A70"/>
-                <w:sz w:val="17"/>
+                <w:sz w:val="22"/>
                 <w:szCs w:val="17"/>
               </w:rPr>
               <w:t xml:space="preserve">Frame  </w:t>
@@ -2207,10 +2212,30 @@
                 <w:rFonts w:ascii="Avenir Next" w:hAnsi="Avenir Next" w:cs="Avenir Next" w:eastAsia="Avenir Next"/>
                 <w:i/>
                 <w:color w:val="1A1A1A"/>
+                <w:sz w:val="22"/>
+                <w:szCs w:val="18"/>
+              </w:rPr>
+              <w:t xml:space="preserve">Ben divided in the wrong </w:t>
+            </w:r>
+            <w:r>
+              <w:rPr>
+                <w:rFonts w:ascii="Avenir Next" w:hAnsi="Avenir Next" w:cs="Avenir Next" w:eastAsia="Avenir Next"/>
+                <w:color w:val="1A1A1A"/>
                 <w:sz w:val="18"/>
                 <w:szCs w:val="18"/>
-              </w:rPr>
-              <w:t xml:space="preserve">Ben divided in the wrong </w:t>
+                <w:u w:val="single"/>
+              </w:rPr>
+              <w:t xml:space="preserve">      </w:t>
+            </w:r>
+            <w:r>
+              <w:rPr>
+                <w:rFonts w:ascii="Avenir Next" w:hAnsi="Avenir Next" w:cs="Avenir Next" w:eastAsia="Avenir Next"/>
+                <w:i/>
+                <w:color w:val="1A1A1A"/>
+                <w:sz w:val="22"/>
+                <w:szCs w:val="18"/>
+              </w:rPr>
+              <w:t xml:space="preserve">. The unit rate is 150 ÷ 3 = </w:t>
             </w:r>
             <w:r>
               <w:rPr>
@@ -2227,27 +2252,7 @@
                 <w:rFonts w:ascii="Avenir Next" w:hAnsi="Avenir Next" w:cs="Avenir Next" w:eastAsia="Avenir Next"/>
                 <w:i/>
                 <w:color w:val="1A1A1A"/>
-                <w:sz w:val="18"/>
-                <w:szCs w:val="18"/>
-              </w:rPr>
-              <w:t xml:space="preserve">. The unit rate is 150 ÷ 3 = </w:t>
-            </w:r>
-            <w:r>
-              <w:rPr>
-                <w:rFonts w:ascii="Avenir Next" w:hAnsi="Avenir Next" w:cs="Avenir Next" w:eastAsia="Avenir Next"/>
-                <w:color w:val="1A1A1A"/>
-                <w:sz w:val="18"/>
-                <w:szCs w:val="18"/>
-                <w:u w:val="single"/>
-              </w:rPr>
-              <w:t xml:space="preserve">      </w:t>
-            </w:r>
-            <w:r>
-              <w:rPr>
-                <w:rFonts w:ascii="Avenir Next" w:hAnsi="Avenir Next" w:cs="Avenir Next" w:eastAsia="Avenir Next"/>
-                <w:i/>
-                <w:color w:val="1A1A1A"/>
-                <w:sz w:val="18"/>
+                <w:sz w:val="22"/>
                 <w:szCs w:val="18"/>
               </w:rPr>
               <w:t xml:space="preserve"> words per minute.</w:t>
@@ -2376,6 +2381,7 @@
           </w:tcPr>
           <w:p>
             <w:pPr>
+              <w:pStyle w:val="Heading2"/>
               <w:spacing w:before="0" w:after="0" w:line="240" w:lineRule="auto"/>
             </w:pPr>
             <w:r>
@@ -2413,7 +2419,7 @@
               <w:rPr>
                 <w:rFonts w:ascii="Avenir Next" w:hAnsi="Avenir Next" w:cs="Avenir Next" w:eastAsia="Avenir Next"/>
                 <w:color w:val="1A1A1A"/>
-                <w:sz w:val="17"/>
+                <w:sz w:val="22"/>
                 <w:szCs w:val="17"/>
               </w:rPr>
               <w:t xml:space="preserve">  I can do this on my own</w:t>
@@ -2442,7 +2448,7 @@
               <w:rPr>
                 <w:rFonts w:ascii="Avenir Next" w:hAnsi="Avenir Next" w:cs="Avenir Next" w:eastAsia="Avenir Next"/>
                 <w:color w:val="1A1A1A"/>
-                <w:sz w:val="17"/>
+                <w:sz w:val="22"/>
                 <w:szCs w:val="17"/>
               </w:rPr>
               <w:t xml:space="preserve">  I need a little help</w:t>
@@ -2471,7 +2477,7 @@
               <w:rPr>
                 <w:rFonts w:ascii="Avenir Next" w:hAnsi="Avenir Next" w:cs="Avenir Next" w:eastAsia="Avenir Next"/>
                 <w:color w:val="1A1A1A"/>
-                <w:sz w:val="17"/>
+                <w:sz w:val="22"/>
                 <w:szCs w:val="17"/>
               </w:rPr>
               <w:t xml:space="preserve">  I have a question about #</w:t>
@@ -2509,7 +2515,7 @@
         <w:rPr>
           <w:rFonts w:ascii="Avenir Next" w:hAnsi="Avenir Next" w:cs="Avenir Next" w:eastAsia="Avenir Next"/>
           <w:color w:val="5A5F66"/>
-          <w:sz w:val="17"/>
+          <w:sz w:val="22"/>
           <w:szCs w:val="17"/>
         </w:rPr>
         <w:t xml:space="preserve">Find a rate on a label or sign at home (miles per hour, cost per pound). Say what “per” means.</w:t>
@@ -2592,14 +2598,15 @@
           <w:caps/>
           <w:color w:val="003A70"/>
           <w:spacing w:val="12"/>
-          <w:sz w:val="21"/>
+          <w:sz w:val="22"/>
           <w:szCs w:val="21"/>
         </w:rPr>
-        <w:t xml:space="preserve">Lesson 3-2  ·  Homework Packet  ·  Level 1  ·  Sheet 2 of 2</w:t>
+        <w:t xml:space="preserve">Lesson 3-2  ·  Homework Packet  ·  Supported  ·  Session 2 · pages 3–4</w:t>
       </w:r>
     </w:p>
     <w:p>
       <w:pPr>
+        <w:pStyle w:val="Heading1"/>
         <w:keepNext/>
         <w:spacing w:before="0" w:after="10" w:line="240" w:lineRule="auto"/>
       </w:pPr>
@@ -2625,7 +2632,7 @@
         <w:rPr>
           <w:rFonts w:ascii="Avenir Next" w:hAnsi="Avenir Next" w:cs="Avenir Next" w:eastAsia="Avenir Next"/>
           <w:color w:val="5A5F66"/>
-          <w:sz w:val="17"/>
+          <w:sz w:val="22"/>
           <w:szCs w:val="17"/>
         </w:rPr>
         <w:t xml:space="preserve">Maryland Standard 6.RP.A.2   ·   Learning target — I can compare unit prices to decide which package is the better buy.</w:t>
@@ -2672,6 +2679,7 @@
           </w:tcPr>
           <w:p>
             <w:pPr>
+              <w:pStyle w:val="Heading2"/>
               <w:spacing w:before="0" w:after="40" w:line="264" w:lineRule="auto"/>
             </w:pPr>
             <w:r>
@@ -2699,18 +2707,18 @@
                 <w:rFonts w:ascii="Avenir Next" w:hAnsi="Avenir Next" w:cs="Avenir Next" w:eastAsia="Avenir Next"/>
                 <w:b/>
                 <w:color w:val="003A70"/>
+                <w:sz w:val="22"/>
+                <w:szCs w:val="18"/>
+              </w:rPr>
+              <w:t xml:space="preserve">•</w:t>
+            </w:r>
+            <w:r>
+              <w:rPr>
+                <w:rFonts w:ascii="Avenir Next" w:hAnsi="Avenir Next" w:cs="Avenir Next" w:eastAsia="Avenir Next"/>
+                <w:color w:val="1A1A1A"/>
                 <w:sz w:val="18"/>
                 <w:szCs w:val="18"/>
               </w:rPr>
-              <w:t xml:space="preserve">•</w:t>
-            </w:r>
-            <w:r>
-              <w:rPr>
-                <w:rFonts w:ascii="Avenir Next" w:hAnsi="Avenir Next" w:cs="Avenir Next" w:eastAsia="Avenir Next"/>
-                <w:color w:val="1A1A1A"/>
-                <w:sz w:val="18"/>
-                <w:szCs w:val="18"/>
-              </w:rPr>
               <w:tab/>
             </w:r>
             <w:r>
@@ -2718,7 +2726,7 @@
                 <w:rFonts w:ascii="Avenir Next" w:hAnsi="Avenir Next" w:cs="Avenir Next" w:eastAsia="Avenir Next"/>
                 <w:b/>
                 <w:color w:val="1A1A1A"/>
-                <w:sz w:val="18"/>
+                <w:sz w:val="22"/>
                 <w:szCs w:val="18"/>
               </w:rPr>
               <w:t xml:space="preserve">Unit price</w:t>
@@ -2727,7 +2735,7 @@
               <w:rPr>
                 <w:rFonts w:ascii="Avenir Next" w:hAnsi="Avenir Next" w:cs="Avenir Next" w:eastAsia="Avenir Next"/>
                 <w:color w:val="1A1A1A"/>
-                <w:sz w:val="18"/>
+                <w:sz w:val="22"/>
                 <w:szCs w:val="18"/>
               </w:rPr>
               <w:t xml:space="preserve"> = total cost ÷ number of units.</w:t>
@@ -2746,25 +2754,25 @@
                 <w:rFonts w:ascii="Avenir Next" w:hAnsi="Avenir Next" w:cs="Avenir Next" w:eastAsia="Avenir Next"/>
                 <w:b/>
                 <w:color w:val="003A70"/>
+                <w:sz w:val="22"/>
+                <w:szCs w:val="18"/>
+              </w:rPr>
+              <w:t xml:space="preserve">•</w:t>
+            </w:r>
+            <w:r>
+              <w:rPr>
+                <w:rFonts w:ascii="Avenir Next" w:hAnsi="Avenir Next" w:cs="Avenir Next" w:eastAsia="Avenir Next"/>
+                <w:color w:val="1A1A1A"/>
                 <w:sz w:val="18"/>
                 <w:szCs w:val="18"/>
               </w:rPr>
-              <w:t xml:space="preserve">•</w:t>
-            </w:r>
-            <w:r>
-              <w:rPr>
-                <w:rFonts w:ascii="Avenir Next" w:hAnsi="Avenir Next" w:cs="Avenir Next" w:eastAsia="Avenir Next"/>
-                <w:color w:val="1A1A1A"/>
-                <w:sz w:val="18"/>
-                <w:szCs w:val="18"/>
-              </w:rPr>
               <w:tab/>
             </w:r>
             <w:r>
               <w:rPr>
                 <w:rFonts w:ascii="Avenir Next" w:hAnsi="Avenir Next" w:cs="Avenir Next" w:eastAsia="Avenir Next"/>
                 <w:color w:val="1A1A1A"/>
-                <w:sz w:val="18"/>
+                <w:sz w:val="22"/>
                 <w:szCs w:val="18"/>
               </w:rPr>
               <w:t xml:space="preserve">The </w:t>
@@ -2774,7 +2782,7 @@
                 <w:rFonts w:ascii="Avenir Next" w:hAnsi="Avenir Next" w:cs="Avenir Next" w:eastAsia="Avenir Next"/>
                 <w:b/>
                 <w:color w:val="1A1A1A"/>
-                <w:sz w:val="18"/>
+                <w:sz w:val="22"/>
                 <w:szCs w:val="18"/>
               </w:rPr>
               <w:t xml:space="preserve">lower</w:t>
@@ -2783,7 +2791,7 @@
               <w:rPr>
                 <w:rFonts w:ascii="Avenir Next" w:hAnsi="Avenir Next" w:cs="Avenir Next" w:eastAsia="Avenir Next"/>
                 <w:color w:val="1A1A1A"/>
-                <w:sz w:val="18"/>
+                <w:sz w:val="22"/>
                 <w:szCs w:val="18"/>
               </w:rPr>
               <w:t xml:space="preserve"> unit price is the </w:t>
@@ -2793,7 +2801,7 @@
                 <w:rFonts w:ascii="Avenir Next" w:hAnsi="Avenir Next" w:cs="Avenir Next" w:eastAsia="Avenir Next"/>
                 <w:b/>
                 <w:color w:val="1A1A1A"/>
-                <w:sz w:val="18"/>
+                <w:sz w:val="22"/>
                 <w:szCs w:val="18"/>
               </w:rPr>
               <w:t xml:space="preserve">better buy</w:t>
@@ -2802,7 +2810,7 @@
               <w:rPr>
                 <w:rFonts w:ascii="Avenir Next" w:hAnsi="Avenir Next" w:cs="Avenir Next" w:eastAsia="Avenir Next"/>
                 <w:color w:val="1A1A1A"/>
-                <w:sz w:val="18"/>
+                <w:sz w:val="22"/>
                 <w:szCs w:val="18"/>
               </w:rPr>
               <w:t xml:space="preserve">.</w:t>
@@ -2817,6 +2825,7 @@
           </w:tcPr>
           <w:p>
             <w:pPr>
+              <w:pStyle w:val="Heading2"/>
               <w:spacing w:before="0" w:after="40" w:line="264" w:lineRule="auto"/>
             </w:pPr>
             <w:r>
@@ -2839,7 +2848,7 @@
               <w:rPr>
                 <w:rFonts w:ascii="Avenir Next" w:hAnsi="Avenir Next" w:cs="Avenir Next" w:eastAsia="Avenir Next"/>
                 <w:color w:val="1A1A1A"/>
-                <w:sz w:val="17"/>
+                <w:sz w:val="22"/>
                 <w:szCs w:val="17"/>
               </w:rPr>
               <w:t xml:space="preserve">Pack A has 6 granola bars for $4.20. Pack B has 10 bars for $6.50. Which is the better buy?</w:t>
@@ -2858,25 +2867,25 @@
                 <w:rFonts w:ascii="Avenir Next" w:hAnsi="Avenir Next" w:cs="Avenir Next" w:eastAsia="Avenir Next"/>
                 <w:b/>
                 <w:color w:val="003A70"/>
+                <w:sz w:val="22"/>
+                <w:szCs w:val="17"/>
+              </w:rPr>
+              <w:t xml:space="preserve">Step 1</w:t>
+            </w:r>
+            <w:r>
+              <w:rPr>
+                <w:rFonts w:ascii="Avenir Next" w:hAnsi="Avenir Next" w:cs="Avenir Next" w:eastAsia="Avenir Next"/>
+                <w:color w:val="1A1A1A"/>
                 <w:sz w:val="17"/>
                 <w:szCs w:val="17"/>
               </w:rPr>
-              <w:t xml:space="preserve">Step 1</w:t>
-            </w:r>
-            <w:r>
-              <w:rPr>
-                <w:rFonts w:ascii="Avenir Next" w:hAnsi="Avenir Next" w:cs="Avenir Next" w:eastAsia="Avenir Next"/>
-                <w:color w:val="1A1A1A"/>
-                <w:sz w:val="17"/>
-                <w:szCs w:val="17"/>
-              </w:rPr>
               <w:tab/>
             </w:r>
             <w:r>
               <w:rPr>
                 <w:rFonts w:ascii="Avenir Next" w:hAnsi="Avenir Next" w:cs="Avenir Next" w:eastAsia="Avenir Next"/>
                 <w:color w:val="1A1A1A"/>
-                <w:sz w:val="17"/>
+                <w:sz w:val="22"/>
                 <w:szCs w:val="17"/>
               </w:rPr>
               <w:t xml:space="preserve">A: $4.20 ÷ 6 = $0.70 per bar</w:t>
@@ -2895,25 +2904,25 @@
                 <w:rFonts w:ascii="Avenir Next" w:hAnsi="Avenir Next" w:cs="Avenir Next" w:eastAsia="Avenir Next"/>
                 <w:b/>
                 <w:color w:val="003A70"/>
+                <w:sz w:val="22"/>
+                <w:szCs w:val="17"/>
+              </w:rPr>
+              <w:t xml:space="preserve">Step 2</w:t>
+            </w:r>
+            <w:r>
+              <w:rPr>
+                <w:rFonts w:ascii="Avenir Next" w:hAnsi="Avenir Next" w:cs="Avenir Next" w:eastAsia="Avenir Next"/>
+                <w:color w:val="1A1A1A"/>
                 <w:sz w:val="17"/>
                 <w:szCs w:val="17"/>
               </w:rPr>
-              <w:t xml:space="preserve">Step 2</w:t>
-            </w:r>
-            <w:r>
-              <w:rPr>
-                <w:rFonts w:ascii="Avenir Next" w:hAnsi="Avenir Next" w:cs="Avenir Next" w:eastAsia="Avenir Next"/>
-                <w:color w:val="1A1A1A"/>
-                <w:sz w:val="17"/>
-                <w:szCs w:val="17"/>
-              </w:rPr>
               <w:tab/>
             </w:r>
             <w:r>
               <w:rPr>
                 <w:rFonts w:ascii="Avenir Next" w:hAnsi="Avenir Next" w:cs="Avenir Next" w:eastAsia="Avenir Next"/>
                 <w:color w:val="1A1A1A"/>
-                <w:sz w:val="17"/>
+                <w:sz w:val="22"/>
                 <w:szCs w:val="17"/>
               </w:rPr>
               <w:t xml:space="preserve">B: $6.50 ÷ 10 = $0.65 per bar</w:t>
@@ -2932,18 +2941,18 @@
                 <w:rFonts w:ascii="Avenir Next" w:hAnsi="Avenir Next" w:cs="Avenir Next" w:eastAsia="Avenir Next"/>
                 <w:b/>
                 <w:color w:val="1A1A1A"/>
+                <w:sz w:val="22"/>
+                <w:szCs w:val="17"/>
+              </w:rPr>
+              <w:t xml:space="preserve">Answer</w:t>
+            </w:r>
+            <w:r>
+              <w:rPr>
+                <w:rFonts w:ascii="Avenir Next" w:hAnsi="Avenir Next" w:cs="Avenir Next" w:eastAsia="Avenir Next"/>
+                <w:color w:val="1A1A1A"/>
                 <w:sz w:val="17"/>
                 <w:szCs w:val="17"/>
               </w:rPr>
-              <w:t xml:space="preserve">Answer</w:t>
-            </w:r>
-            <w:r>
-              <w:rPr>
-                <w:rFonts w:ascii="Avenir Next" w:hAnsi="Avenir Next" w:cs="Avenir Next" w:eastAsia="Avenir Next"/>
-                <w:color w:val="1A1A1A"/>
-                <w:sz w:val="17"/>
-                <w:szCs w:val="17"/>
-              </w:rPr>
               <w:tab/>
             </w:r>
             <w:r>
@@ -2951,7 +2960,7 @@
                 <w:rFonts w:ascii="Avenir Next" w:hAnsi="Avenir Next" w:cs="Avenir Next" w:eastAsia="Avenir Next"/>
                 <w:b/>
                 <w:color w:val="1A1A1A"/>
-                <w:sz w:val="17"/>
+                <w:sz w:val="22"/>
                 <w:szCs w:val="17"/>
               </w:rPr>
               <w:t xml:space="preserve">$0.65 &lt; $0.70, so Pack B is the better buy.</w:t>
@@ -3001,6 +3010,7 @@
           </w:tcPr>
           <w:p>
             <w:pPr>
+              <w:pStyle w:val="Heading2"/>
               <w:spacing w:before="0" w:after="40" w:line="264" w:lineRule="auto"/>
             </w:pPr>
             <w:r>
@@ -3024,7 +3034,7 @@
                 <w:rFonts w:ascii="Avenir Next" w:hAnsi="Avenir Next" w:cs="Avenir Next" w:eastAsia="Avenir Next"/>
                 <w:b/>
                 <w:color w:val="1A1A1A"/>
-                <w:sz w:val="21"/>
+                <w:sz w:val="22"/>
                 <w:szCs w:val="21"/>
               </w:rPr>
               <w:t xml:space="preserve">unit price</w:t>
@@ -3033,7 +3043,7 @@
               <w:rPr>
                 <w:rFonts w:ascii="Avenir Next" w:hAnsi="Avenir Next" w:cs="Avenir Next" w:eastAsia="Avenir Next"/>
                 <w:color w:val="5A5F66"/>
-                <w:sz w:val="21"/>
+                <w:sz w:val="22"/>
                 <w:szCs w:val="21"/>
               </w:rPr>
               <w:t xml:space="preserve"> — </w:t>
@@ -3042,7 +3052,7 @@
               <w:rPr>
                 <w:rFonts w:ascii="Avenir Next" w:hAnsi="Avenir Next" w:cs="Avenir Next" w:eastAsia="Avenir Next"/>
                 <w:color w:val="1A1A1A"/>
-                <w:sz w:val="21"/>
+                <w:sz w:val="22"/>
                 <w:szCs w:val="21"/>
               </w:rPr>
               <w:t xml:space="preserve">the cost of 1 item</w:t>
@@ -3057,7 +3067,7 @@
                 <w:rFonts w:ascii="Avenir Next" w:hAnsi="Avenir Next" w:cs="Avenir Next" w:eastAsia="Avenir Next"/>
                 <w:b/>
                 <w:color w:val="1A1A1A"/>
-                <w:sz w:val="21"/>
+                <w:sz w:val="22"/>
                 <w:szCs w:val="21"/>
               </w:rPr>
               <w:t xml:space="preserve">better buy</w:t>
@@ -3066,7 +3076,7 @@
               <w:rPr>
                 <w:rFonts w:ascii="Avenir Next" w:hAnsi="Avenir Next" w:cs="Avenir Next" w:eastAsia="Avenir Next"/>
                 <w:color w:val="5A5F66"/>
-                <w:sz w:val="21"/>
+                <w:sz w:val="22"/>
                 <w:szCs w:val="21"/>
               </w:rPr>
               <w:t xml:space="preserve"> — </w:t>
@@ -3075,7 +3085,7 @@
               <w:rPr>
                 <w:rFonts w:ascii="Avenir Next" w:hAnsi="Avenir Next" w:cs="Avenir Next" w:eastAsia="Avenir Next"/>
                 <w:color w:val="1A1A1A"/>
-                <w:sz w:val="21"/>
+                <w:sz w:val="22"/>
                 <w:szCs w:val="21"/>
               </w:rPr>
               <w:t xml:space="preserve">the lower unit price</w:t>
@@ -3101,7 +3111,7 @@
                 <w:rFonts w:ascii="Avenir Next" w:hAnsi="Avenir Next" w:cs="Avenir Next" w:eastAsia="Avenir Next"/>
                 <w:b/>
                 <w:color w:val="1A1A1A"/>
-                <w:sz w:val="21"/>
+                <w:sz w:val="22"/>
                 <w:szCs w:val="21"/>
               </w:rPr>
               <w:t xml:space="preserve">compare</w:t>
@@ -3110,7 +3120,7 @@
               <w:rPr>
                 <w:rFonts w:ascii="Avenir Next" w:hAnsi="Avenir Next" w:cs="Avenir Next" w:eastAsia="Avenir Next"/>
                 <w:color w:val="5A5F66"/>
-                <w:sz w:val="21"/>
+                <w:sz w:val="22"/>
                 <w:szCs w:val="21"/>
               </w:rPr>
               <w:t xml:space="preserve"> — </w:t>
@@ -3119,7 +3129,7 @@
               <w:rPr>
                 <w:rFonts w:ascii="Avenir Next" w:hAnsi="Avenir Next" w:cs="Avenir Next" w:eastAsia="Avenir Next"/>
                 <w:color w:val="1A1A1A"/>
-                <w:sz w:val="21"/>
+                <w:sz w:val="22"/>
                 <w:szCs w:val="21"/>
               </w:rPr>
               <w:t xml:space="preserve">decide which is more or less</w:t>
@@ -3130,6 +3140,7 @@
     </w:tbl>
     <w:p>
       <w:pPr>
+        <w:pStyle w:val="Heading2"/>
         <w:keepNext/>
         <w:pBdr>
           <w:bottom w:val="single" w:sz="8" w:space="3" w:color="003A70"/>
@@ -3145,7 +3156,7 @@
           <w:b/>
           <w:color w:val="003A70"/>
           <w:spacing w:val="14"/>
-          <w:sz w:val="21"/>
+          <w:sz w:val="22"/>
           <w:szCs w:val="21"/>
         </w:rPr>
         <w:t xml:space="preserve">PRACTICE</w:t>
@@ -3164,7 +3175,7 @@
           <w:rFonts w:ascii="Avenir Next" w:hAnsi="Avenir Next" w:cs="Avenir Next" w:eastAsia="Avenir Next"/>
           <w:i/>
           <w:color w:val="5A5F66"/>
-          <w:sz w:val="17"/>
+          <w:sz w:val="22"/>
           <w:szCs w:val="17"/>
         </w:rPr>
         <w:t xml:space="preserve">show your work · label units</w:t>
@@ -3260,25 +3271,25 @@
                 <w:rFonts w:ascii="Avenir Next" w:hAnsi="Avenir Next" w:cs="Avenir Next" w:eastAsia="Avenir Next"/>
                 <w:b/>
                 <w:color w:val="003A70"/>
+                <w:sz w:val="22"/>
+                <w:szCs w:val="18"/>
+              </w:rPr>
+              <w:t xml:space="preserve">Step 1</w:t>
+            </w:r>
+            <w:r>
+              <w:rPr>
+                <w:rFonts w:ascii="Avenir Next" w:hAnsi="Avenir Next" w:cs="Avenir Next" w:eastAsia="Avenir Next"/>
+                <w:color w:val="1A1A1A"/>
                 <w:sz w:val="18"/>
                 <w:szCs w:val="18"/>
               </w:rPr>
-              <w:t xml:space="preserve">Step 1</w:t>
-            </w:r>
-            <w:r>
-              <w:rPr>
-                <w:rFonts w:ascii="Avenir Next" w:hAnsi="Avenir Next" w:cs="Avenir Next" w:eastAsia="Avenir Next"/>
-                <w:color w:val="1A1A1A"/>
-                <w:sz w:val="18"/>
-                <w:szCs w:val="18"/>
-              </w:rPr>
               <w:tab/>
             </w:r>
             <w:r>
               <w:rPr>
                 <w:rFonts w:ascii="Avenir Next" w:hAnsi="Avenir Next" w:cs="Avenir Next" w:eastAsia="Avenir Next"/>
                 <w:color w:val="1A1A1A"/>
-                <w:sz w:val="21"/>
+                <w:sz w:val="22"/>
                 <w:szCs w:val="21"/>
               </w:rPr>
               <w:t xml:space="preserve">Divide the price by the number of items.</w:t>
@@ -3298,25 +3309,25 @@
                 <w:rFonts w:ascii="Avenir Next" w:hAnsi="Avenir Next" w:cs="Avenir Next" w:eastAsia="Avenir Next"/>
                 <w:b/>
                 <w:color w:val="003A70"/>
+                <w:sz w:val="22"/>
+                <w:szCs w:val="18"/>
+              </w:rPr>
+              <w:t xml:space="preserve">Step 2</w:t>
+            </w:r>
+            <w:r>
+              <w:rPr>
+                <w:rFonts w:ascii="Avenir Next" w:hAnsi="Avenir Next" w:cs="Avenir Next" w:eastAsia="Avenir Next"/>
+                <w:color w:val="1A1A1A"/>
                 <w:sz w:val="18"/>
                 <w:szCs w:val="18"/>
               </w:rPr>
-              <w:t xml:space="preserve">Step 2</w:t>
-            </w:r>
-            <w:r>
-              <w:rPr>
-                <w:rFonts w:ascii="Avenir Next" w:hAnsi="Avenir Next" w:cs="Avenir Next" w:eastAsia="Avenir Next"/>
-                <w:color w:val="1A1A1A"/>
-                <w:sz w:val="18"/>
-                <w:szCs w:val="18"/>
-              </w:rPr>
               <w:tab/>
             </w:r>
             <w:r>
               <w:rPr>
                 <w:rFonts w:ascii="Avenir Next" w:hAnsi="Avenir Next" w:cs="Avenir Next" w:eastAsia="Avenir Next"/>
                 <w:color w:val="1A1A1A"/>
-                <w:sz w:val="21"/>
+                <w:sz w:val="22"/>
                 <w:szCs w:val="21"/>
               </w:rPr>
               <w:t xml:space="preserve">Write the units: per lb, per box.</w:t>
@@ -3646,7 +3657,7 @@
                       <w:rFonts w:ascii="Avenir Next" w:hAnsi="Avenir Next" w:cs="Avenir Next" w:eastAsia="Avenir Next"/>
                       <w:b/>
                       <w:color w:val="1A1A1A"/>
-                      <w:sz w:val="21"/>
+                      <w:sz w:val="22"/>
                       <w:szCs w:val="21"/>
                     </w:rPr>
                     <w:t xml:space="preserve">Price</w:t>
@@ -3669,7 +3680,7 @@
                       <w:rFonts w:ascii="Avenir Next" w:hAnsi="Avenir Next" w:cs="Avenir Next" w:eastAsia="Avenir Next"/>
                       <w:b/>
                       <w:color w:val="1A1A1A"/>
-                      <w:sz w:val="21"/>
+                      <w:sz w:val="22"/>
                       <w:szCs w:val="21"/>
                     </w:rPr>
                     <w:t xml:space="preserve">Size</w:t>
@@ -3692,7 +3703,7 @@
                       <w:rFonts w:ascii="Avenir Next" w:hAnsi="Avenir Next" w:cs="Avenir Next" w:eastAsia="Avenir Next"/>
                       <w:b/>
                       <w:color w:val="1A1A1A"/>
-                      <w:sz w:val="21"/>
+                      <w:sz w:val="22"/>
                       <w:szCs w:val="21"/>
                     </w:rPr>
                     <w:t xml:space="preserve">Unit price (per oz)</w:t>
@@ -3721,7 +3732,7 @@
                       <w:rFonts w:ascii="Avenir Next" w:hAnsi="Avenir Next" w:cs="Avenir Next" w:eastAsia="Avenir Next"/>
                       <w:b/>
                       <w:color w:val="1A1A1A"/>
-                      <w:sz w:val="21"/>
+                      <w:sz w:val="22"/>
                       <w:szCs w:val="21"/>
                     </w:rPr>
                     <w:t xml:space="preserve">Small box</w:t>
@@ -3742,7 +3753,7 @@
                     <w:rPr>
                       <w:rFonts w:ascii="Avenir Next" w:hAnsi="Avenir Next" w:cs="Avenir Next" w:eastAsia="Avenir Next"/>
                       <w:color w:val="1A1A1A"/>
-                      <w:sz w:val="21"/>
+                      <w:sz w:val="22"/>
                       <w:szCs w:val="21"/>
                     </w:rPr>
                     <w:t xml:space="preserve">$3.60</w:t>
@@ -3763,7 +3774,7 @@
                     <w:rPr>
                       <w:rFonts w:ascii="Avenir Next" w:hAnsi="Avenir Next" w:cs="Avenir Next" w:eastAsia="Avenir Next"/>
                       <w:color w:val="1A1A1A"/>
-                      <w:sz w:val="21"/>
+                      <w:sz w:val="22"/>
                       <w:szCs w:val="21"/>
                     </w:rPr>
                     <w:t xml:space="preserve">12 oz</w:t>
@@ -3803,7 +3814,7 @@
                       <w:rFonts w:ascii="Avenir Next" w:hAnsi="Avenir Next" w:cs="Avenir Next" w:eastAsia="Avenir Next"/>
                       <w:b/>
                       <w:color w:val="1A1A1A"/>
-                      <w:sz w:val="21"/>
+                      <w:sz w:val="22"/>
                       <w:szCs w:val="21"/>
                     </w:rPr>
                     <w:t xml:space="preserve">Large box</w:t>
@@ -3824,7 +3835,7 @@
                     <w:rPr>
                       <w:rFonts w:ascii="Avenir Next" w:hAnsi="Avenir Next" w:cs="Avenir Next" w:eastAsia="Avenir Next"/>
                       <w:color w:val="1A1A1A"/>
-                      <w:sz w:val="21"/>
+                      <w:sz w:val="22"/>
                       <w:szCs w:val="21"/>
                     </w:rPr>
                     <w:t xml:space="preserve">$5.04</w:t>
@@ -3845,7 +3856,7 @@
                     <w:rPr>
                       <w:rFonts w:ascii="Avenir Next" w:hAnsi="Avenir Next" w:cs="Avenir Next" w:eastAsia="Avenir Next"/>
                       <w:color w:val="1A1A1A"/>
-                      <w:sz w:val="21"/>
+                      <w:sz w:val="22"/>
                       <w:szCs w:val="21"/>
                     </w:rPr>
                     <w:t xml:space="preserve">18 oz</w:t>
@@ -3978,25 +3989,25 @@
                 <w:rFonts w:ascii="Avenir Next" w:hAnsi="Avenir Next" w:cs="Avenir Next" w:eastAsia="Avenir Next"/>
                 <w:b/>
                 <w:color w:val="003A70"/>
+                <w:sz w:val="22"/>
+                <w:szCs w:val="18"/>
+              </w:rPr>
+              <w:t xml:space="preserve">Step 1</w:t>
+            </w:r>
+            <w:r>
+              <w:rPr>
+                <w:rFonts w:ascii="Avenir Next" w:hAnsi="Avenir Next" w:cs="Avenir Next" w:eastAsia="Avenir Next"/>
+                <w:color w:val="1A1A1A"/>
                 <w:sz w:val="18"/>
                 <w:szCs w:val="18"/>
               </w:rPr>
-              <w:t xml:space="preserve">Step 1</w:t>
-            </w:r>
-            <w:r>
-              <w:rPr>
-                <w:rFonts w:ascii="Avenir Next" w:hAnsi="Avenir Next" w:cs="Avenir Next" w:eastAsia="Avenir Next"/>
-                <w:color w:val="1A1A1A"/>
-                <w:sz w:val="18"/>
-                <w:szCs w:val="18"/>
-              </w:rPr>
               <w:tab/>
             </w:r>
             <w:r>
               <w:rPr>
                 <w:rFonts w:ascii="Avenir Next" w:hAnsi="Avenir Next" w:cs="Avenir Next" w:eastAsia="Avenir Next"/>
                 <w:color w:val="1A1A1A"/>
-                <w:sz w:val="21"/>
+                <w:sz w:val="22"/>
                 <w:szCs w:val="21"/>
               </w:rPr>
               <w:t xml:space="preserve">Divide $46 by 2 gallons.</w:t>
@@ -4016,25 +4027,25 @@
                 <w:rFonts w:ascii="Avenir Next" w:hAnsi="Avenir Next" w:cs="Avenir Next" w:eastAsia="Avenir Next"/>
                 <w:b/>
                 <w:color w:val="003A70"/>
+                <w:sz w:val="22"/>
+                <w:szCs w:val="18"/>
+              </w:rPr>
+              <w:t xml:space="preserve">Step 2</w:t>
+            </w:r>
+            <w:r>
+              <w:rPr>
+                <w:rFonts w:ascii="Avenir Next" w:hAnsi="Avenir Next" w:cs="Avenir Next" w:eastAsia="Avenir Next"/>
+                <w:color w:val="1A1A1A"/>
                 <w:sz w:val="18"/>
                 <w:szCs w:val="18"/>
               </w:rPr>
-              <w:t xml:space="preserve">Step 2</w:t>
-            </w:r>
-            <w:r>
-              <w:rPr>
-                <w:rFonts w:ascii="Avenir Next" w:hAnsi="Avenir Next" w:cs="Avenir Next" w:eastAsia="Avenir Next"/>
-                <w:color w:val="1A1A1A"/>
-                <w:sz w:val="18"/>
-                <w:szCs w:val="18"/>
-              </w:rPr>
               <w:tab/>
             </w:r>
             <w:r>
               <w:rPr>
                 <w:rFonts w:ascii="Avenir Next" w:hAnsi="Avenir Next" w:cs="Avenir Next" w:eastAsia="Avenir Next"/>
                 <w:color w:val="1A1A1A"/>
-                <w:sz w:val="21"/>
+                <w:sz w:val="22"/>
                 <w:szCs w:val="21"/>
               </w:rPr>
               <w:t xml:space="preserve">Divide $107.50 by 5 gallons.</w:t>
@@ -4054,25 +4065,25 @@
                 <w:rFonts w:ascii="Avenir Next" w:hAnsi="Avenir Next" w:cs="Avenir Next" w:eastAsia="Avenir Next"/>
                 <w:b/>
                 <w:color w:val="003A70"/>
+                <w:sz w:val="22"/>
+                <w:szCs w:val="18"/>
+              </w:rPr>
+              <w:t xml:space="preserve">Step 3</w:t>
+            </w:r>
+            <w:r>
+              <w:rPr>
+                <w:rFonts w:ascii="Avenir Next" w:hAnsi="Avenir Next" w:cs="Avenir Next" w:eastAsia="Avenir Next"/>
+                <w:color w:val="1A1A1A"/>
                 <w:sz w:val="18"/>
                 <w:szCs w:val="18"/>
               </w:rPr>
-              <w:t xml:space="preserve">Step 3</w:t>
-            </w:r>
-            <w:r>
-              <w:rPr>
-                <w:rFonts w:ascii="Avenir Next" w:hAnsi="Avenir Next" w:cs="Avenir Next" w:eastAsia="Avenir Next"/>
-                <w:color w:val="1A1A1A"/>
-                <w:sz w:val="18"/>
-                <w:szCs w:val="18"/>
-              </w:rPr>
               <w:tab/>
             </w:r>
             <w:r>
               <w:rPr>
                 <w:rFonts w:ascii="Avenir Next" w:hAnsi="Avenir Next" w:cs="Avenir Next" w:eastAsia="Avenir Next"/>
                 <w:color w:val="1A1A1A"/>
-                <w:sz w:val="21"/>
+                <w:sz w:val="22"/>
                 <w:szCs w:val="21"/>
               </w:rPr>
               <w:t xml:space="preserve">Subtract the two unit prices.</w:t>
@@ -4479,25 +4490,25 @@
                 <w:rFonts w:ascii="Avenir Next" w:hAnsi="Avenir Next" w:cs="Avenir Next" w:eastAsia="Avenir Next"/>
                 <w:b/>
                 <w:color w:val="003A70"/>
+                <w:sz w:val="22"/>
+                <w:szCs w:val="18"/>
+              </w:rPr>
+              <w:t xml:space="preserve">Step 1</w:t>
+            </w:r>
+            <w:r>
+              <w:rPr>
+                <w:rFonts w:ascii="Avenir Next" w:hAnsi="Avenir Next" w:cs="Avenir Next" w:eastAsia="Avenir Next"/>
+                <w:color w:val="1A1A1A"/>
                 <w:sz w:val="18"/>
                 <w:szCs w:val="18"/>
               </w:rPr>
-              <w:t xml:space="preserve">Step 1</w:t>
-            </w:r>
-            <w:r>
-              <w:rPr>
-                <w:rFonts w:ascii="Avenir Next" w:hAnsi="Avenir Next" w:cs="Avenir Next" w:eastAsia="Avenir Next"/>
-                <w:color w:val="1A1A1A"/>
-                <w:sz w:val="18"/>
-                <w:szCs w:val="18"/>
-              </w:rPr>
               <w:tab/>
             </w:r>
             <w:r>
               <w:rPr>
                 <w:rFonts w:ascii="Avenir Next" w:hAnsi="Avenir Next" w:cs="Avenir Next" w:eastAsia="Avenir Next"/>
                 <w:color w:val="1A1A1A"/>
-                <w:sz w:val="21"/>
+                <w:sz w:val="22"/>
                 <w:szCs w:val="21"/>
               </w:rPr>
               <w:t xml:space="preserve">Divide each price by its notebooks.</w:t>
@@ -4517,25 +4528,25 @@
                 <w:rFonts w:ascii="Avenir Next" w:hAnsi="Avenir Next" w:cs="Avenir Next" w:eastAsia="Avenir Next"/>
                 <w:b/>
                 <w:color w:val="003A70"/>
+                <w:sz w:val="22"/>
+                <w:szCs w:val="18"/>
+              </w:rPr>
+              <w:t xml:space="preserve">Step 2</w:t>
+            </w:r>
+            <w:r>
+              <w:rPr>
+                <w:rFonts w:ascii="Avenir Next" w:hAnsi="Avenir Next" w:cs="Avenir Next" w:eastAsia="Avenir Next"/>
+                <w:color w:val="1A1A1A"/>
                 <w:sz w:val="18"/>
                 <w:szCs w:val="18"/>
               </w:rPr>
-              <w:t xml:space="preserve">Step 2</w:t>
-            </w:r>
-            <w:r>
-              <w:rPr>
-                <w:rFonts w:ascii="Avenir Next" w:hAnsi="Avenir Next" w:cs="Avenir Next" w:eastAsia="Avenir Next"/>
-                <w:color w:val="1A1A1A"/>
-                <w:sz w:val="18"/>
-                <w:szCs w:val="18"/>
-              </w:rPr>
               <w:tab/>
             </w:r>
             <w:r>
               <w:rPr>
                 <w:rFonts w:ascii="Avenir Next" w:hAnsi="Avenir Next" w:cs="Avenir Next" w:eastAsia="Avenir Next"/>
                 <w:color w:val="1A1A1A"/>
-                <w:sz w:val="21"/>
+                <w:sz w:val="22"/>
                 <w:szCs w:val="21"/>
               </w:rPr>
               <w:t xml:space="preserve">The lower unit price is the better buy.</w:t>
@@ -4779,7 +4790,7 @@
                 <w:rFonts w:ascii="Avenir Next" w:hAnsi="Avenir Next" w:cs="Avenir Next" w:eastAsia="Avenir Next"/>
                 <w:b/>
                 <w:color w:val="003A70"/>
-                <w:sz w:val="17"/>
+                <w:sz w:val="22"/>
                 <w:szCs w:val="17"/>
               </w:rPr>
               <w:t xml:space="preserve">Frame  </w:t>
@@ -4789,10 +4800,30 @@
                 <w:rFonts w:ascii="Avenir Next" w:hAnsi="Avenir Next" w:cs="Avenir Next" w:eastAsia="Avenir Next"/>
                 <w:i/>
                 <w:color w:val="1A1A1A"/>
+                <w:sz w:val="22"/>
+                <w:szCs w:val="18"/>
+              </w:rPr>
+              <w:t xml:space="preserve">Carmen is wrong because bigger does not mean </w:t>
+            </w:r>
+            <w:r>
+              <w:rPr>
+                <w:rFonts w:ascii="Avenir Next" w:hAnsi="Avenir Next" w:cs="Avenir Next" w:eastAsia="Avenir Next"/>
+                <w:color w:val="1A1A1A"/>
                 <w:sz w:val="18"/>
                 <w:szCs w:val="18"/>
-              </w:rPr>
-              <w:t xml:space="preserve">Carmen is wrong because bigger does not mean </w:t>
+                <w:u w:val="single"/>
+              </w:rPr>
+              <w:t xml:space="preserve">      </w:t>
+            </w:r>
+            <w:r>
+              <w:rPr>
+                <w:rFonts w:ascii="Avenir Next" w:hAnsi="Avenir Next" w:cs="Avenir Next" w:eastAsia="Avenir Next"/>
+                <w:i/>
+                <w:color w:val="1A1A1A"/>
+                <w:sz w:val="22"/>
+                <w:szCs w:val="18"/>
+              </w:rPr>
+              <w:t xml:space="preserve">. The 32-oz jar costs </w:t>
             </w:r>
             <w:r>
               <w:rPr>
@@ -4809,17 +4840,17 @@
                 <w:rFonts w:ascii="Avenir Next" w:hAnsi="Avenir Next" w:cs="Avenir Next" w:eastAsia="Avenir Next"/>
                 <w:i/>
                 <w:color w:val="1A1A1A"/>
+                <w:sz w:val="22"/>
+                <w:szCs w:val="18"/>
+              </w:rPr>
+              <w:t xml:space="preserve"> per oz and the 16-oz jar costs </w:t>
+            </w:r>
+            <w:r>
+              <w:rPr>
+                <w:rFonts w:ascii="Avenir Next" w:hAnsi="Avenir Next" w:cs="Avenir Next" w:eastAsia="Avenir Next"/>
+                <w:color w:val="1A1A1A"/>
                 <w:sz w:val="18"/>
                 <w:szCs w:val="18"/>
-              </w:rPr>
-              <w:t xml:space="preserve">. The 32-oz jar costs </w:t>
-            </w:r>
-            <w:r>
-              <w:rPr>
-                <w:rFonts w:ascii="Avenir Next" w:hAnsi="Avenir Next" w:cs="Avenir Next" w:eastAsia="Avenir Next"/>
-                <w:color w:val="1A1A1A"/>
-                <w:sz w:val="18"/>
-                <w:szCs w:val="18"/>
                 <w:u w:val="single"/>
               </w:rPr>
               <w:t xml:space="preserve">      </w:t>
@@ -4829,27 +4860,7 @@
                 <w:rFonts w:ascii="Avenir Next" w:hAnsi="Avenir Next" w:cs="Avenir Next" w:eastAsia="Avenir Next"/>
                 <w:i/>
                 <w:color w:val="1A1A1A"/>
-                <w:sz w:val="18"/>
-                <w:szCs w:val="18"/>
-              </w:rPr>
-              <w:t xml:space="preserve"> per oz and the 16-oz jar costs </w:t>
-            </w:r>
-            <w:r>
-              <w:rPr>
-                <w:rFonts w:ascii="Avenir Next" w:hAnsi="Avenir Next" w:cs="Avenir Next" w:eastAsia="Avenir Next"/>
-                <w:color w:val="1A1A1A"/>
-                <w:sz w:val="18"/>
-                <w:szCs w:val="18"/>
-                <w:u w:val="single"/>
-              </w:rPr>
-              <w:t xml:space="preserve">      </w:t>
-            </w:r>
-            <w:r>
-              <w:rPr>
-                <w:rFonts w:ascii="Avenir Next" w:hAnsi="Avenir Next" w:cs="Avenir Next" w:eastAsia="Avenir Next"/>
-                <w:i/>
-                <w:color w:val="1A1A1A"/>
-                <w:sz w:val="18"/>
+                <w:sz w:val="22"/>
                 <w:szCs w:val="18"/>
               </w:rPr>
               <w:t xml:space="preserve"> per oz.</w:t>
@@ -4936,6 +4947,7 @@
     </w:p>
     <w:p>
       <w:pPr>
+        <w:pStyle w:val="Heading2"/>
         <w:keepNext/>
         <w:pBdr>
           <w:bottom w:val="single" w:sz="8" w:space="3" w:color="003A70"/>
@@ -4951,7 +4963,7 @@
           <w:b/>
           <w:color w:val="003A70"/>
           <w:spacing w:val="14"/>
-          <w:sz w:val="21"/>
+          <w:sz w:val="22"/>
           <w:szCs w:val="21"/>
         </w:rPr>
         <w:t xml:space="preserve">TEST PRACTICE</w:t>
@@ -4970,7 +4982,7 @@
           <w:rFonts w:ascii="Avenir Next" w:hAnsi="Avenir Next" w:cs="Avenir Next" w:eastAsia="Avenir Next"/>
           <w:i/>
           <w:color w:val="5A5F66"/>
-          <w:sz w:val="17"/>
+          <w:sz w:val="22"/>
           <w:szCs w:val="17"/>
         </w:rPr>
         <w:t xml:space="preserve">choose the best answer</w:t>
@@ -5102,7 +5114,7 @@
                       <w:rFonts w:ascii="Avenir Next" w:hAnsi="Avenir Next" w:cs="Avenir Next" w:eastAsia="Avenir Next"/>
                       <w:b/>
                       <w:color w:val="003A70"/>
-                      <w:sz w:val="21"/>
+                      <w:sz w:val="22"/>
                       <w:szCs w:val="21"/>
                     </w:rPr>
                     <w:t xml:space="preserve">A</w:t>
@@ -5120,7 +5132,7 @@
                     <w:rPr>
                       <w:rFonts w:ascii="Avenir Next" w:hAnsi="Avenir Next" w:cs="Avenir Next" w:eastAsia="Avenir Next"/>
                       <w:color w:val="1A1A1A"/>
-                      <w:sz w:val="21"/>
+                      <w:sz w:val="22"/>
                       <w:szCs w:val="21"/>
                     </w:rPr>
                     <w:t xml:space="preserve">3 lb for $4.50</w:t>
@@ -5145,7 +5157,7 @@
                       <w:rFonts w:ascii="Avenir Next" w:hAnsi="Avenir Next" w:cs="Avenir Next" w:eastAsia="Avenir Next"/>
                       <w:b/>
                       <w:color w:val="003A70"/>
-                      <w:sz w:val="21"/>
+                      <w:sz w:val="22"/>
                       <w:szCs w:val="21"/>
                     </w:rPr>
                     <w:t xml:space="preserve">B</w:t>
@@ -5163,7 +5175,7 @@
                     <w:rPr>
                       <w:rFonts w:ascii="Avenir Next" w:hAnsi="Avenir Next" w:cs="Avenir Next" w:eastAsia="Avenir Next"/>
                       <w:color w:val="1A1A1A"/>
-                      <w:sz w:val="21"/>
+                      <w:sz w:val="22"/>
                       <w:szCs w:val="21"/>
                     </w:rPr>
                     <w:t xml:space="preserve">5 lb for $7.00</w:t>
@@ -5188,7 +5200,7 @@
                       <w:rFonts w:ascii="Avenir Next" w:hAnsi="Avenir Next" w:cs="Avenir Next" w:eastAsia="Avenir Next"/>
                       <w:b/>
                       <w:color w:val="003A70"/>
-                      <w:sz w:val="21"/>
+                      <w:sz w:val="22"/>
                       <w:szCs w:val="21"/>
                     </w:rPr>
                     <w:t xml:space="preserve">C</w:t>
@@ -5206,7 +5218,7 @@
                     <w:rPr>
                       <w:rFonts w:ascii="Avenir Next" w:hAnsi="Avenir Next" w:cs="Avenir Next" w:eastAsia="Avenir Next"/>
                       <w:color w:val="1A1A1A"/>
-                      <w:sz w:val="21"/>
+                      <w:sz w:val="22"/>
                       <w:szCs w:val="21"/>
                     </w:rPr>
                     <w:t xml:space="preserve">2 lb for $3.20</w:t>
@@ -5231,7 +5243,7 @@
                       <w:rFonts w:ascii="Avenir Next" w:hAnsi="Avenir Next" w:cs="Avenir Next" w:eastAsia="Avenir Next"/>
                       <w:b/>
                       <w:color w:val="003A70"/>
-                      <w:sz w:val="21"/>
+                      <w:sz w:val="22"/>
                       <w:szCs w:val="21"/>
                     </w:rPr>
                     <w:t xml:space="preserve">D</w:t>
@@ -5249,7 +5261,7 @@
                     <w:rPr>
                       <w:rFonts w:ascii="Avenir Next" w:hAnsi="Avenir Next" w:cs="Avenir Next" w:eastAsia="Avenir Next"/>
                       <w:color w:val="1A1A1A"/>
-                      <w:sz w:val="21"/>
+                      <w:sz w:val="22"/>
                       <w:szCs w:val="21"/>
                     </w:rPr>
                     <w:t xml:space="preserve">4 lb for $6.40</w:t>
@@ -5397,7 +5409,7 @@
                       <w:rFonts w:ascii="Avenir Next" w:hAnsi="Avenir Next" w:cs="Avenir Next" w:eastAsia="Avenir Next"/>
                       <w:b/>
                       <w:color w:val="003A70"/>
-                      <w:sz w:val="21"/>
+                      <w:sz w:val="22"/>
                       <w:szCs w:val="21"/>
                     </w:rPr>
                     <w:t xml:space="preserve">A</w:t>
@@ -5415,7 +5427,7 @@
                     <w:rPr>
                       <w:rFonts w:ascii="Avenir Next" w:hAnsi="Avenir Next" w:cs="Avenir Next" w:eastAsia="Avenir Next"/>
                       <w:color w:val="1A1A1A"/>
-                      <w:sz w:val="21"/>
+                      <w:sz w:val="22"/>
                       <w:szCs w:val="21"/>
                     </w:rPr>
                     <w:t xml:space="preserve">$0.45</w:t>
@@ -5440,7 +5452,7 @@
                       <w:rFonts w:ascii="Avenir Next" w:hAnsi="Avenir Next" w:cs="Avenir Next" w:eastAsia="Avenir Next"/>
                       <w:b/>
                       <w:color w:val="003A70"/>
-                      <w:sz w:val="21"/>
+                      <w:sz w:val="22"/>
                       <w:szCs w:val="21"/>
                     </w:rPr>
                     <w:t xml:space="preserve">B</w:t>
@@ -5458,7 +5470,7 @@
                     <w:rPr>
                       <w:rFonts w:ascii="Avenir Next" w:hAnsi="Avenir Next" w:cs="Avenir Next" w:eastAsia="Avenir Next"/>
                       <w:color w:val="1A1A1A"/>
-                      <w:sz w:val="21"/>
+                      <w:sz w:val="22"/>
                       <w:szCs w:val="21"/>
                     </w:rPr>
                     <w:t xml:space="preserve">$2.22</w:t>
@@ -5483,7 +5495,7 @@
                       <w:rFonts w:ascii="Avenir Next" w:hAnsi="Avenir Next" w:cs="Avenir Next" w:eastAsia="Avenir Next"/>
                       <w:b/>
                       <w:color w:val="003A70"/>
-                      <w:sz w:val="21"/>
+                      <w:sz w:val="22"/>
                       <w:szCs w:val="21"/>
                     </w:rPr>
                     <w:t xml:space="preserve">C</w:t>
@@ -5501,7 +5513,7 @@
                     <w:rPr>
                       <w:rFonts w:ascii="Avenir Next" w:hAnsi="Avenir Next" w:cs="Avenir Next" w:eastAsia="Avenir Next"/>
                       <w:color w:val="1A1A1A"/>
-                      <w:sz w:val="21"/>
+                      <w:sz w:val="22"/>
                       <w:szCs w:val="21"/>
                     </w:rPr>
                     <w:t xml:space="preserve">$4.50</w:t>
@@ -5526,7 +5538,7 @@
                       <w:rFonts w:ascii="Avenir Next" w:hAnsi="Avenir Next" w:cs="Avenir Next" w:eastAsia="Avenir Next"/>
                       <w:b/>
                       <w:color w:val="003A70"/>
-                      <w:sz w:val="21"/>
+                      <w:sz w:val="22"/>
                       <w:szCs w:val="21"/>
                     </w:rPr>
                     <w:t xml:space="preserve">D</w:t>
@@ -5544,7 +5556,7 @@
                     <w:rPr>
                       <w:rFonts w:ascii="Avenir Next" w:hAnsi="Avenir Next" w:cs="Avenir Next" w:eastAsia="Avenir Next"/>
                       <w:color w:val="1A1A1A"/>
-                      <w:sz w:val="21"/>
+                      <w:sz w:val="22"/>
                       <w:szCs w:val="21"/>
                     </w:rPr>
                     <w:t xml:space="preserve">$64.80</w:t>
@@ -5610,6 +5622,7 @@
           </w:tcPr>
           <w:p>
             <w:pPr>
+              <w:pStyle w:val="Heading2"/>
               <w:spacing w:before="0" w:after="0" w:line="240" w:lineRule="auto"/>
             </w:pPr>
             <w:r>
@@ -5647,7 +5660,7 @@
               <w:rPr>
                 <w:rFonts w:ascii="Avenir Next" w:hAnsi="Avenir Next" w:cs="Avenir Next" w:eastAsia="Avenir Next"/>
                 <w:color w:val="1A1A1A"/>
-                <w:sz w:val="17"/>
+                <w:sz w:val="22"/>
                 <w:szCs w:val="17"/>
               </w:rPr>
               <w:t xml:space="preserve">  I can do this on my own</w:t>
@@ -5676,7 +5689,7 @@
               <w:rPr>
                 <w:rFonts w:ascii="Avenir Next" w:hAnsi="Avenir Next" w:cs="Avenir Next" w:eastAsia="Avenir Next"/>
                 <w:color w:val="1A1A1A"/>
-                <w:sz w:val="17"/>
+                <w:sz w:val="22"/>
                 <w:szCs w:val="17"/>
               </w:rPr>
               <w:t xml:space="preserve">  I need a little help</w:t>
@@ -5705,7 +5718,7 @@
               <w:rPr>
                 <w:rFonts w:ascii="Avenir Next" w:hAnsi="Avenir Next" w:cs="Avenir Next" w:eastAsia="Avenir Next"/>
                 <w:color w:val="1A1A1A"/>
-                <w:sz w:val="17"/>
+                <w:sz w:val="22"/>
                 <w:szCs w:val="17"/>
               </w:rPr>
               <w:t xml:space="preserve">  I have a question about #</w:t>
@@ -5743,7 +5756,7 @@
         <w:rPr>
           <w:rFonts w:ascii="Avenir Next" w:hAnsi="Avenir Next" w:cs="Avenir Next" w:eastAsia="Avenir Next"/>
           <w:color w:val="5A5F66"/>
-          <w:sz w:val="17"/>
+          <w:sz w:val="22"/>
           <w:szCs w:val="17"/>
         </w:rPr>
         <w:t xml:space="preserve">Compare two sizes of the same item at home or in a store ad. Which is the better buy?</w:t>
@@ -5837,7 +5850,106 @@
               <w:sz w:val="15"/>
               <w:szCs w:val="15"/>
             </w:rPr>
-            <w:t xml:space="preserve">Lesson 3-2  ·  Homework Packet  ·  Level 1</w:t>
+            <w:t xml:space="preserve">3-2 · Page </w:t>
+          </w:r>
+          <w:r>
+            <w:rPr>
+              <w:rFonts w:ascii="Avenir Next" w:hAnsi="Avenir Next" w:cs="Avenir Next" w:eastAsia="Avenir Next"/>
+              <w:color w:val="5A5F66"/>
+              <w:sz w:val="15"/>
+              <w:szCs w:val="15"/>
+            </w:rPr>
+            <w:fldChar w:fldCharType="begin"/>
+          </w:r>
+          <w:r>
+            <w:rPr>
+              <w:rFonts w:ascii="Avenir Next" w:hAnsi="Avenir Next" w:cs="Avenir Next" w:eastAsia="Avenir Next"/>
+              <w:color w:val="5A5F66"/>
+              <w:sz w:val="15"/>
+              <w:szCs w:val="15"/>
+            </w:rPr>
+            <w:instrText xml:space="preserve"> PAGE </w:instrText>
+          </w:r>
+          <w:r>
+            <w:rPr>
+              <w:rFonts w:ascii="Avenir Next" w:hAnsi="Avenir Next" w:cs="Avenir Next" w:eastAsia="Avenir Next"/>
+              <w:color w:val="5A5F66"/>
+              <w:sz w:val="15"/>
+              <w:szCs w:val="15"/>
+            </w:rPr>
+            <w:fldChar w:fldCharType="separate"/>
+          </w:r>
+          <w:r>
+            <w:rPr>
+              <w:rFonts w:ascii="Avenir Next" w:hAnsi="Avenir Next" w:cs="Avenir Next" w:eastAsia="Avenir Next"/>
+              <w:color w:val="5A5F66"/>
+              <w:sz w:val="15"/>
+              <w:szCs w:val="15"/>
+            </w:rPr>
+            <w:t xml:space="preserve">1</w:t>
+          </w:r>
+          <w:r>
+            <w:rPr>
+              <w:rFonts w:ascii="Avenir Next" w:hAnsi="Avenir Next" w:cs="Avenir Next" w:eastAsia="Avenir Next"/>
+              <w:color w:val="5A5F66"/>
+              <w:sz w:val="15"/>
+              <w:szCs w:val="15"/>
+            </w:rPr>
+            <w:fldChar w:fldCharType="end"/>
+          </w:r>
+          <w:r>
+            <w:rPr>
+              <w:rFonts w:ascii="Avenir Next" w:hAnsi="Avenir Next" w:cs="Avenir Next" w:eastAsia="Avenir Next"/>
+              <w:color w:val="5A5F66"/>
+              <w:sz w:val="15"/>
+              <w:szCs w:val="15"/>
+            </w:rPr>
+            <w:t xml:space="preserve"> of </w:t>
+          </w:r>
+          <w:r>
+            <w:rPr>
+              <w:rFonts w:ascii="Avenir Next" w:hAnsi="Avenir Next" w:cs="Avenir Next" w:eastAsia="Avenir Next"/>
+              <w:color w:val="5A5F66"/>
+              <w:sz w:val="15"/>
+              <w:szCs w:val="15"/>
+            </w:rPr>
+            <w:fldChar w:fldCharType="begin"/>
+          </w:r>
+          <w:r>
+            <w:rPr>
+              <w:rFonts w:ascii="Avenir Next" w:hAnsi="Avenir Next" w:cs="Avenir Next" w:eastAsia="Avenir Next"/>
+              <w:color w:val="5A5F66"/>
+              <w:sz w:val="15"/>
+              <w:szCs w:val="15"/>
+            </w:rPr>
+            <w:instrText xml:space="preserve"> NUMPAGES </w:instrText>
+          </w:r>
+          <w:r>
+            <w:rPr>
+              <w:rFonts w:ascii="Avenir Next" w:hAnsi="Avenir Next" w:cs="Avenir Next" w:eastAsia="Avenir Next"/>
+              <w:color w:val="5A5F66"/>
+              <w:sz w:val="15"/>
+              <w:szCs w:val="15"/>
+            </w:rPr>
+            <w:fldChar w:fldCharType="separate"/>
+          </w:r>
+          <w:r>
+            <w:rPr>
+              <w:rFonts w:ascii="Avenir Next" w:hAnsi="Avenir Next" w:cs="Avenir Next" w:eastAsia="Avenir Next"/>
+              <w:color w:val="5A5F66"/>
+              <w:sz w:val="15"/>
+              <w:szCs w:val="15"/>
+            </w:rPr>
+            <w:t xml:space="preserve">1</w:t>
+          </w:r>
+          <w:r>
+            <w:rPr>
+              <w:rFonts w:ascii="Avenir Next" w:hAnsi="Avenir Next" w:cs="Avenir Next" w:eastAsia="Avenir Next"/>
+              <w:color w:val="5A5F66"/>
+              <w:sz w:val="15"/>
+              <w:szCs w:val="15"/>
+            </w:rPr>
+            <w:fldChar w:fldCharType="end"/>
           </w:r>
         </w:p>
       </w:tc>
@@ -5880,5 +5992,23 @@
       </w:tblCellMar>
     </w:tblPr>
   </w:style>
+  <w:style w:type="paragraph" w:styleId="Heading1">
+    <w:name w:val="heading 1"/>
+    <w:basedOn w:val="Normal"/>
+    <w:pPr>
+      <w:outlineLvl w:val="0"/>
+      <w:keepNext w:val="0"/>
+      <w:keepLines w:val="0"/>
+    </w:pPr>
+  </w:style>
+  <w:style w:type="paragraph" w:styleId="Heading2">
+    <w:name w:val="heading 2"/>
+    <w:basedOn w:val="Normal"/>
+    <w:pPr>
+      <w:outlineLvl w:val="1"/>
+      <w:keepNext w:val="0"/>
+      <w:keepLines w:val="0"/>
+    </w:pPr>
+  </w:style>
 </w:styles>
 </file>